--- a/Files/02 - Shemos/04 - Beshalach/5783/Beshalach 5783 (1)/Beshalach 5783(1).docx
+++ b/Files/02 - Shemos/04 - Beshalach/5783/Beshalach 5783 (1)/Beshalach 5783(1).docx
@@ -871,7 +871,7 @@
           <w:sz w:val="24"/>
           <w:szCs w:val="24"/>
         </w:rPr>
-        <w:t xml:space="preserve"> or the returning of the water to drown the</w:t>
+        <w:t xml:space="preserve"> or the returning of the water to drown the </w:t>
       </w:r>
       <w:r>
         <w:rPr>
@@ -1229,7 +1229,7 @@
           <w:sz w:val="24"/>
           <w:szCs w:val="24"/>
         </w:rPr>
-        <w:t>t say</w:t>
+        <w:t xml:space="preserve">t say </w:t>
       </w:r>
       <w:r>
         <w:rPr>
@@ -1600,7 +1600,7 @@
           <w:sz w:val="24"/>
           <w:szCs w:val="24"/>
         </w:rPr>
-        <w:t xml:space="preserve"> of</w:t>
+        <w:t xml:space="preserve"> of </w:t>
       </w:r>
       <w:r>
         <w:rPr>
